--- a/data/exports/kcet-chemistry-in-everyday-life_revision_notes.docx
+++ b/data/exports/kcet-chemistry-in-everyday-life_revision_notes.docx
@@ -164,10 +164,10 @@
             <w:r>
               <w:rPr>
                 <w:b/>
-                <w:color w:val="2B6CB0"/>
+                <w:color w:val="718096"/>
                 <w:sz w:val="19"/>
               </w:rPr>
-              <w:t>High</w:t>
+              <w:t>Moderate</w:t>
             </w:r>
           </w:p>
         </w:tc>
@@ -189,7 +189,7 @@
                 <w:color w:val="2D3748"/>
                 <w:sz w:val="19"/>
               </w:rPr>
-              <w:t>Kcet Chemistry In Everyday Life - Core Application</w:t>
+              <w:t>Chemistry In Everyday Life — Applied Cases, Reactions &amp; Traps</w:t>
             </w:r>
           </w:p>
         </w:tc>
@@ -209,7 +209,7 @@
               <w:rPr>
                 <w:sz w:val="19"/>
               </w:rPr>
-              <w:t>11 PYQs</w:t>
+              <w:t>6 PYQs</w:t>
             </w:r>
           </w:p>
         </w:tc>
@@ -230,7 +230,181 @@
                 <w:color w:val="718096"/>
                 <w:sz w:val="19"/>
               </w:rPr>
-              <w:t>General Concept</w:t>
+              <w:t>Applied Topics</w:t>
+            </w:r>
+          </w:p>
+        </w:tc>
+      </w:tr>
+      <w:tr>
+        <w:tc>
+          <w:tcPr>
+            <w:tcW w:type="dxa" w:w="2160"/>
+            <w:shd w:fill="FFFFFF"/>
+            <w:tcMar>
+              <w:top w:w="80" w:type="dxa"/>
+              <w:bottom w:w="80" w:type="dxa"/>
+              <w:left w:w="150" w:type="dxa"/>
+              <w:right w:w="150" w:type="dxa"/>
+            </w:tcMar>
+          </w:tcPr>
+          <w:p>
+            <w:r>
+              <w:rPr>
+                <w:b/>
+                <w:color w:val="718096"/>
+                <w:sz w:val="19"/>
+              </w:rPr>
+              <w:t>Moderate</w:t>
+            </w:r>
+          </w:p>
+        </w:tc>
+        <w:tc>
+          <w:tcPr>
+            <w:tcW w:type="dxa" w:w="4320"/>
+            <w:shd w:fill="FFFFFF"/>
+            <w:tcMar>
+              <w:top w:w="80" w:type="dxa"/>
+              <w:bottom w:w="80" w:type="dxa"/>
+              <w:left w:w="150" w:type="dxa"/>
+              <w:right w:w="150" w:type="dxa"/>
+            </w:tcMar>
+          </w:tcPr>
+          <w:p>
+            <w:r>
+              <w:rPr>
+                <w:b/>
+                <w:color w:val="2D3748"/>
+                <w:sz w:val="19"/>
+              </w:rPr>
+              <w:t>Chemistry In Everyday Life — Standard Calculations &amp; Problem Archetypes</w:t>
+            </w:r>
+          </w:p>
+        </w:tc>
+        <w:tc>
+          <w:tcPr>
+            <w:tcW w:type="dxa" w:w="1728"/>
+            <w:shd w:fill="FFFFFF"/>
+            <w:tcMar>
+              <w:top w:w="80" w:type="dxa"/>
+              <w:bottom w:w="80" w:type="dxa"/>
+              <w:left w:w="150" w:type="dxa"/>
+              <w:right w:w="150" w:type="dxa"/>
+            </w:tcMar>
+          </w:tcPr>
+          <w:p>
+            <w:r>
+              <w:rPr>
+                <w:sz w:val="19"/>
+              </w:rPr>
+              <w:t>4 PYQs</w:t>
+            </w:r>
+          </w:p>
+        </w:tc>
+        <w:tc>
+          <w:tcPr>
+            <w:tcW w:type="dxa" w:w="1872"/>
+            <w:shd w:fill="FFFFFF"/>
+            <w:tcMar>
+              <w:top w:w="80" w:type="dxa"/>
+              <w:bottom w:w="80" w:type="dxa"/>
+              <w:left w:w="150" w:type="dxa"/>
+              <w:right w:w="150" w:type="dxa"/>
+            </w:tcMar>
+          </w:tcPr>
+          <w:p>
+            <w:r>
+              <w:rPr>
+                <w:color w:val="718096"/>
+                <w:sz w:val="19"/>
+              </w:rPr>
+              <w:t>Quantitative Analysis</w:t>
+            </w:r>
+          </w:p>
+        </w:tc>
+      </w:tr>
+      <w:tr>
+        <w:tc>
+          <w:tcPr>
+            <w:tcW w:type="dxa" w:w="2160"/>
+            <w:shd w:fill="F7FAFC"/>
+            <w:tcMar>
+              <w:top w:w="80" w:type="dxa"/>
+              <w:bottom w:w="80" w:type="dxa"/>
+              <w:left w:w="150" w:type="dxa"/>
+              <w:right w:w="150" w:type="dxa"/>
+            </w:tcMar>
+          </w:tcPr>
+          <w:p>
+            <w:r>
+              <w:rPr>
+                <w:b/>
+                <w:color w:val="718096"/>
+                <w:sz w:val="19"/>
+              </w:rPr>
+              <w:t>Standard</w:t>
+            </w:r>
+          </w:p>
+        </w:tc>
+        <w:tc>
+          <w:tcPr>
+            <w:tcW w:type="dxa" w:w="4320"/>
+            <w:shd w:fill="F7FAFC"/>
+            <w:tcMar>
+              <w:top w:w="80" w:type="dxa"/>
+              <w:bottom w:w="80" w:type="dxa"/>
+              <w:left w:w="150" w:type="dxa"/>
+              <w:right w:w="150" w:type="dxa"/>
+            </w:tcMar>
+          </w:tcPr>
+          <w:p>
+            <w:r>
+              <w:rPr>
+                <w:b/>
+                <w:color w:val="2D3748"/>
+                <w:sz w:val="19"/>
+              </w:rPr>
+              <w:t>Chemistry In Everyday Life — Core Principles &amp; Governing Laws</w:t>
+            </w:r>
+          </w:p>
+        </w:tc>
+        <w:tc>
+          <w:tcPr>
+            <w:tcW w:type="dxa" w:w="1728"/>
+            <w:shd w:fill="F7FAFC"/>
+            <w:tcMar>
+              <w:top w:w="80" w:type="dxa"/>
+              <w:bottom w:w="80" w:type="dxa"/>
+              <w:left w:w="150" w:type="dxa"/>
+              <w:right w:w="150" w:type="dxa"/>
+            </w:tcMar>
+          </w:tcPr>
+          <w:p>
+            <w:r>
+              <w:rPr>
+                <w:sz w:val="19"/>
+              </w:rPr>
+              <w:t>1 PYQs</w:t>
+            </w:r>
+          </w:p>
+        </w:tc>
+        <w:tc>
+          <w:tcPr>
+            <w:tcW w:type="dxa" w:w="1872"/>
+            <w:shd w:fill="F7FAFC"/>
+            <w:tcMar>
+              <w:top w:w="80" w:type="dxa"/>
+              <w:bottom w:w="80" w:type="dxa"/>
+              <w:left w:w="150" w:type="dxa"/>
+              <w:right w:w="150" w:type="dxa"/>
+            </w:tcMar>
+          </w:tcPr>
+          <w:p>
+            <w:r>
+              <w:rPr>
+                <w:color w:val="718096"/>
+                <w:sz w:val="19"/>
+              </w:rPr>
+              <w:t>Core Principle</w:t>
             </w:r>
           </w:p>
         </w:tc>
@@ -311,6 +485,52 @@
           </w:p>
         </w:tc>
       </w:tr>
+      <w:tr>
+        <w:tc>
+          <w:tcPr>
+            <w:tcW w:type="dxa" w:w="3600"/>
+            <w:shd w:fill="F7FAFC"/>
+            <w:tcMar>
+              <w:top w:w="100" w:type="dxa"/>
+              <w:bottom w:w="100" w:type="dxa"/>
+              <w:left w:w="150" w:type="dxa"/>
+              <w:right w:w="150" w:type="dxa"/>
+            </w:tcMar>
+          </w:tcPr>
+          <w:p>
+            <w:r>
+              <w:rPr>
+                <w:b/>
+                <w:color w:val="1A365D"/>
+                <w:sz w:val="19"/>
+              </w:rPr>
+              <w:t>Chemistry In Everyday Life — Applied Cases, Reactions &amp; Traps</w:t>
+            </w:r>
+          </w:p>
+        </w:tc>
+        <w:tc>
+          <w:tcPr>
+            <w:tcW w:type="dxa" w:w="6480"/>
+            <w:shd w:fill="F7FAFC"/>
+            <w:tcMar>
+              <w:top w:w="100" w:type="dxa"/>
+              <w:bottom w:w="100" w:type="dxa"/>
+              <w:left w:w="150" w:type="dxa"/>
+              <w:right w:w="150" w:type="dxa"/>
+            </w:tcMar>
+          </w:tcPr>
+          <w:p>
+            <w:r>
+              <w:rPr>
+                <w:rFonts w:ascii="Cambria Math" w:hAnsi="Cambria Math"/>
+                <w:color w:val="2D3748"/>
+                <w:sz w:val="19"/>
+              </w:rPr>
+              <w:t>COCl_{2}, \quad 2CHCl_{3}+O_{2}\overset{\text{Sunlight}}{\rightarrow \le ftarrow}2COCl_{2}+2HCl</w:t>
+            </w:r>
+          </w:p>
+        </w:tc>
+      </w:tr>
     </w:tbl>
     <w:p>
       <w:pPr>
@@ -338,7 +558,7 @@
           <w:color w:val="2B6CB0"/>
           <w:sz w:val="24"/>
         </w:rPr>
-        <w:t>3.1 Kcet Chemistry In Everyday Life - Core Application (High Yield — 11 PYQs)</w:t>
+        <w:t>3.1 Chemistry In Everyday Life — Applied Cases, Reactions &amp; Traps (Moderate Yield — 6 PYQs)</w:t>
       </w:r>
     </w:p>
     <w:p>
@@ -353,7 +573,7 @@
         <w:rPr>
           <w:sz w:val="20"/>
         </w:rPr>
-        <w:t>Key problem pattern in Kcet Chemistry In Everyday Life.</w:t>
+        <w:t>Special cases, experimental observations, and conceptual traps designed to test deep understanding of Chemistry In Everyday Life.</w:t>
       </w:r>
     </w:p>
     <w:tbl>
@@ -391,7 +611,7 @@
                 <w:color w:val="2D3748"/>
                 <w:sz w:val="19"/>
               </w:rPr>
-              <w:t>Watch for algebraic and sign errors.</w:t>
+              <w:t>Read questions carefully for keywords like 'incorrect', 'not true', or non-standard conditions.</w:t>
             </w:r>
           </w:p>
         </w:tc>
@@ -432,7 +652,7 @@
                 <w:color w:val="2D3748"/>
                 <w:sz w:val="19"/>
               </w:rPr>
-              <w:t>Verify dimensions and boundary conditions.</w:t>
+              <w:t>Elimination of extreme or unphysical answer choices improves accuracy in assertion-reason and multiple-statement questions.</w:t>
             </w:r>
           </w:p>
         </w:tc>
@@ -522,6 +742,368 @@
           <w:sz w:val="18"/>
         </w:rPr>
         <w:t xml:space="preserve">"Which one of the following is a cationic detergent?..."  </w:t>
+      </w:r>
+      <w:r>
+        <w:rPr>
+          <w:b/>
+          <w:color w:val="2B6CB0"/>
+          <w:sz w:val="18"/>
+        </w:rPr>
+        <w:t>[Ans: N/A]</w:t>
+      </w:r>
+    </w:p>
+    <w:p>
+      <w:pPr>
+        <w:spacing w:after="120"/>
+      </w:pPr>
+    </w:p>
+    <w:p>
+      <w:pPr>
+        <w:pStyle w:val="Heading2"/>
+      </w:pPr>
+      <w:r>
+        <w:rPr>
+          <w:color w:val="2B6CB0"/>
+          <w:sz w:val="24"/>
+        </w:rPr>
+        <w:t>3.2 Chemistry In Everyday Life — Standard Calculations &amp; Problem Archetypes (Moderate Yield — 4 PYQs)</w:t>
+      </w:r>
+    </w:p>
+    <w:p>
+      <w:r>
+        <w:rPr>
+          <w:b/>
+          <w:sz w:val="20"/>
+        </w:rPr>
+        <w:t xml:space="preserve">Core Principle: </w:t>
+      </w:r>
+      <w:r>
+        <w:rPr>
+          <w:sz w:val="20"/>
+        </w:rPr>
+        <w:t>Quantitative numerical problem-solving techniques and standard question patterns frequently seen in Chemistry In Everyday Life.</w:t>
+      </w:r>
+    </w:p>
+    <w:tbl>
+      <w:tblPr>
+        <w:tblW w:type="auto" w:w="0"/>
+        <w:jc w:val="center"/>
+        <w:tblLook w:firstColumn="1" w:firstRow="1" w:lastColumn="0" w:lastRow="0" w:noHBand="0" w:noVBand="1" w:val="04A0"/>
+      </w:tblPr>
+      <w:tblGrid>
+        <w:gridCol w:w="10080"/>
+      </w:tblGrid>
+      <w:tr>
+        <w:tc>
+          <w:tcPr>
+            <w:tcW w:type="dxa" w:w="10080"/>
+            <w:shd w:fill="FFF5F5"/>
+            <w:tcMar>
+              <w:top w:w="100" w:type="dxa"/>
+              <w:bottom w:w="100" w:type="dxa"/>
+              <w:left w:w="150" w:type="dxa"/>
+              <w:right w:w="150" w:type="dxa"/>
+            </w:tcMar>
+          </w:tcPr>
+          <w:p>
+            <w:r>
+              <w:rPr>
+                <w:b/>
+                <w:color w:val="C53030"/>
+                <w:sz w:val="19"/>
+              </w:rPr>
+              <w:t xml:space="preserve">⚠️ Common Trap / JEE Pitfall: </w:t>
+            </w:r>
+            <w:r>
+              <w:rPr>
+                <w:color w:val="2D3748"/>
+                <w:sz w:val="19"/>
+              </w:rPr>
+              <w:t>Watch for algebraic rounding, stoichiometric balancing, and boundary condition checks.</w:t>
+            </w:r>
+          </w:p>
+        </w:tc>
+      </w:tr>
+    </w:tbl>
+    <w:tbl>
+      <w:tblPr>
+        <w:tblW w:type="auto" w:w="0"/>
+        <w:jc w:val="center"/>
+        <w:tblLook w:firstColumn="1" w:firstRow="1" w:lastColumn="0" w:lastRow="0" w:noHBand="0" w:noVBand="1" w:val="04A0"/>
+      </w:tblPr>
+      <w:tblGrid>
+        <w:gridCol w:w="10080"/>
+      </w:tblGrid>
+      <w:tr>
+        <w:tc>
+          <w:tcPr>
+            <w:tcW w:type="dxa" w:w="10080"/>
+            <w:shd w:fill="F0FFF4"/>
+            <w:tcMar>
+              <w:top w:w="100" w:type="dxa"/>
+              <w:bottom w:w="100" w:type="dxa"/>
+              <w:left w:w="150" w:type="dxa"/>
+              <w:right w:w="150" w:type="dxa"/>
+            </w:tcMar>
+          </w:tcPr>
+          <w:p>
+            <w:r>
+              <w:rPr>
+                <w:b/>
+                <w:color w:val="276749"/>
+                <w:sz w:val="19"/>
+              </w:rPr>
+              <w:t xml:space="preserve">💡 Speed Hack / Trick: </w:t>
+            </w:r>
+            <w:r>
+              <w:rPr>
+                <w:color w:val="2D3748"/>
+                <w:sz w:val="19"/>
+              </w:rPr>
+              <w:t>Dimensional consistency checks and ratio comparisons can quickly eliminate incorrect options.</w:t>
+            </w:r>
+          </w:p>
+        </w:tc>
+      </w:tr>
+    </w:tbl>
+    <w:p>
+      <w:pPr>
+        <w:spacing w:before="120" w:after="40"/>
+      </w:pPr>
+      <w:r>
+        <w:rPr>
+          <w:b/>
+          <w:color w:val="1A365D"/>
+          <w:sz w:val="19"/>
+        </w:rPr>
+        <w:t>Source PYQs testing this concept:</w:t>
+      </w:r>
+    </w:p>
+    <w:p>
+      <w:pPr>
+        <w:pStyle w:val="ListBullet"/>
+        <w:spacing w:after="40"/>
+      </w:pPr>
+      <w:r>
+        <w:rPr>
+          <w:b/>
+          <w:sz w:val="18"/>
+        </w:rPr>
+        <w:t xml:space="preserve">[2023 Shift] Q#1 (MCQ): </w:t>
+      </w:r>
+      <w:r>
+        <w:rPr>
+          <w:sz w:val="18"/>
+        </w:rPr>
+        <w:t xml:space="preserve">"Which one of the following gases converts haemoglobin into carboxy haemoglobin?..."  </w:t>
+      </w:r>
+      <w:r>
+        <w:rPr>
+          <w:b/>
+          <w:color w:val="2B6CB0"/>
+          <w:sz w:val="18"/>
+        </w:rPr>
+        <w:t>[Ans: N/A]</w:t>
+      </w:r>
+    </w:p>
+    <w:p>
+      <w:pPr>
+        <w:pStyle w:val="ListBullet"/>
+        <w:spacing w:after="40"/>
+      </w:pPr>
+      <w:r>
+        <w:rPr>
+          <w:b/>
+          <w:sz w:val="18"/>
+        </w:rPr>
+        <w:t xml:space="preserve">[2022 Shift] Q#2 (MCQ): </w:t>
+      </w:r>
+      <w:r>
+        <w:rPr>
+          <w:sz w:val="18"/>
+        </w:rPr>
+        <w:t xml:space="preserve">"Which institute has approved the emergency use of 2-deoxy-D-glucose as additive therapy for COVID-19 patients?..."  </w:t>
+      </w:r>
+      <w:r>
+        <w:rPr>
+          <w:b/>
+          <w:color w:val="2B6CB0"/>
+          <w:sz w:val="18"/>
+        </w:rPr>
+        <w:t>[Ans: N/A]</w:t>
+      </w:r>
+    </w:p>
+    <w:p>
+      <w:pPr>
+        <w:pStyle w:val="ListBullet"/>
+        <w:spacing w:after="40"/>
+      </w:pPr>
+      <w:r>
+        <w:rPr>
+          <w:b/>
+          <w:sz w:val="18"/>
+        </w:rPr>
+        <w:t xml:space="preserve">[2020 Shift] Q#1 (MCQ): </w:t>
+      </w:r>
+      <w:r>
+        <w:rPr>
+          <w:sz w:val="18"/>
+        </w:rPr>
+        <w:t xml:space="preserve">"Which of the following is not related to drug-enzyme interaction?..."  </w:t>
+      </w:r>
+      <w:r>
+        <w:rPr>
+          <w:b/>
+          <w:color w:val="2B6CB0"/>
+          <w:sz w:val="18"/>
+        </w:rPr>
+        <w:t>[Ans: N/A]</w:t>
+      </w:r>
+    </w:p>
+    <w:p>
+      <w:pPr>
+        <w:spacing w:after="120"/>
+      </w:pPr>
+    </w:p>
+    <w:p>
+      <w:pPr>
+        <w:pStyle w:val="Heading2"/>
+      </w:pPr>
+      <w:r>
+        <w:rPr>
+          <w:color w:val="2B6CB0"/>
+          <w:sz w:val="24"/>
+        </w:rPr>
+        <w:t>3.3 Chemistry In Everyday Life — Core Principles &amp; Governing Laws (Standard Yield — 1 PYQs)</w:t>
+      </w:r>
+    </w:p>
+    <w:p>
+      <w:r>
+        <w:rPr>
+          <w:b/>
+          <w:sz w:val="20"/>
+        </w:rPr>
+        <w:t xml:space="preserve">Core Principle: </w:t>
+      </w:r>
+      <w:r>
+        <w:rPr>
+          <w:sz w:val="20"/>
+        </w:rPr>
+        <w:t>Fundamental definitions, core postulates, and governing physical/chemical relations in Chemistry In Everyday Life.</w:t>
+      </w:r>
+    </w:p>
+    <w:tbl>
+      <w:tblPr>
+        <w:tblW w:type="auto" w:w="0"/>
+        <w:jc w:val="center"/>
+        <w:tblLook w:firstColumn="1" w:firstRow="1" w:lastColumn="0" w:lastRow="0" w:noHBand="0" w:noVBand="1" w:val="04A0"/>
+      </w:tblPr>
+      <w:tblGrid>
+        <w:gridCol w:w="10080"/>
+      </w:tblGrid>
+      <w:tr>
+        <w:tc>
+          <w:tcPr>
+            <w:tcW w:type="dxa" w:w="10080"/>
+            <w:shd w:fill="FFF5F5"/>
+            <w:tcMar>
+              <w:top w:w="100" w:type="dxa"/>
+              <w:bottom w:w="100" w:type="dxa"/>
+              <w:left w:w="150" w:type="dxa"/>
+              <w:right w:w="150" w:type="dxa"/>
+            </w:tcMar>
+          </w:tcPr>
+          <w:p>
+            <w:r>
+              <w:rPr>
+                <w:b/>
+                <w:color w:val="C53030"/>
+                <w:sz w:val="19"/>
+              </w:rPr>
+              <w:t xml:space="preserve">⚠️ Common Trap / JEE Pitfall: </w:t>
+            </w:r>
+            <w:r>
+              <w:rPr>
+                <w:color w:val="2D3748"/>
+                <w:sz w:val="19"/>
+              </w:rPr>
+              <w:t>Carefully verify units, standard reference states, and sign conventions in Chemistry In Everyday Life.</w:t>
+            </w:r>
+          </w:p>
+        </w:tc>
+      </w:tr>
+    </w:tbl>
+    <w:tbl>
+      <w:tblPr>
+        <w:tblW w:type="auto" w:w="0"/>
+        <w:jc w:val="center"/>
+        <w:tblLook w:firstColumn="1" w:firstRow="1" w:lastColumn="0" w:lastRow="0" w:noHBand="0" w:noVBand="1" w:val="04A0"/>
+      </w:tblPr>
+      <w:tblGrid>
+        <w:gridCol w:w="10080"/>
+      </w:tblGrid>
+      <w:tr>
+        <w:tc>
+          <w:tcPr>
+            <w:tcW w:type="dxa" w:w="10080"/>
+            <w:shd w:fill="F0FFF4"/>
+            <w:tcMar>
+              <w:top w:w="100" w:type="dxa"/>
+              <w:bottom w:w="100" w:type="dxa"/>
+              <w:left w:w="150" w:type="dxa"/>
+              <w:right w:w="150" w:type="dxa"/>
+            </w:tcMar>
+          </w:tcPr>
+          <w:p>
+            <w:r>
+              <w:rPr>
+                <w:b/>
+                <w:color w:val="276749"/>
+                <w:sz w:val="19"/>
+              </w:rPr>
+              <w:t xml:space="preserve">💡 Speed Hack / Trick: </w:t>
+            </w:r>
+            <w:r>
+              <w:rPr>
+                <w:color w:val="2D3748"/>
+                <w:sz w:val="19"/>
+              </w:rPr>
+              <w:t>Focus on high-yield formulas and standard limiting approximations tested in Chemistry In Everyday Life PYQs.</w:t>
+            </w:r>
+          </w:p>
+        </w:tc>
+      </w:tr>
+    </w:tbl>
+    <w:p>
+      <w:pPr>
+        <w:spacing w:before="120" w:after="40"/>
+      </w:pPr>
+      <w:r>
+        <w:rPr>
+          <w:b/>
+          <w:color w:val="1A365D"/>
+          <w:sz w:val="19"/>
+        </w:rPr>
+        <w:t>Source PYQs testing this concept:</w:t>
+      </w:r>
+    </w:p>
+    <w:p>
+      <w:pPr>
+        <w:pStyle w:val="ListBullet"/>
+        <w:spacing w:after="40"/>
+      </w:pPr>
+      <w:r>
+        <w:rPr>
+          <w:b/>
+          <w:sz w:val="18"/>
+        </w:rPr>
+        <w:t xml:space="preserve">[2017 Shift] Q#3 (MCQ): </w:t>
+      </w:r>
+      <w:r>
+        <w:rPr>
+          <w:sz w:val="18"/>
+        </w:rPr>
+        <w:t xml:space="preserve">"Bactericidal antibiotics among the following is..."  </w:t>
       </w:r>
       <w:r>
         <w:rPr>
@@ -660,6 +1242,248 @@
               <w:t>Solution Analysis:</w:t>
               <w:br/>
               <w:t>Chloramphenicol is an antibiotic. It is used in the treatment of typhoid fever. Thyroxine is a thyroid hormone. Its deficiency is related to goiter, so it matches with goiter. Chloroquine is an antimalarial drug, so it is used for malaria. Chloroform has been used as an anaesthetic. So the correct matching is: (a) → (iv),(b) → (iii),(c) → (i),(d) → (ii) Hence, the correct option is: Option B</w:t>
+            </w:r>
+          </w:p>
+        </w:tc>
+      </w:tr>
+    </w:tbl>
+    <w:p>
+      <w:pPr>
+        <w:spacing w:after="120"/>
+      </w:pPr>
+    </w:p>
+    <w:p>
+      <w:pPr>
+        <w:spacing w:before="160" w:after="40"/>
+      </w:pPr>
+      <w:r>
+        <w:rPr>
+          <w:b/>
+          <w:color w:val="1A365D"/>
+          <w:sz w:val="22"/>
+        </w:rPr>
+        <w:t>Benchmark Problem 2: KCET 2023 (Q#1)</w:t>
+      </w:r>
+    </w:p>
+    <w:p>
+      <w:pPr>
+        <w:spacing w:after="80"/>
+      </w:pPr>
+      <w:r>
+        <w:rPr>
+          <w:sz w:val="20"/>
+        </w:rPr>
+        <w:t>Which one of the following gases converts haemoglobin into carboxy haemoglobin?</w:t>
+      </w:r>
+    </w:p>
+    <w:p>
+      <w:pPr>
+        <w:pStyle w:val="ListBullet"/>
+        <w:spacing w:after="20"/>
+      </w:pPr>
+      <w:r>
+        <w:rPr>
+          <w:sz w:val="19"/>
+        </w:rPr>
+        <w:t>(A) CO</w:t>
+      </w:r>
+    </w:p>
+    <w:p>
+      <w:pPr>
+        <w:pStyle w:val="ListBullet"/>
+        <w:spacing w:after="20"/>
+      </w:pPr>
+      <w:r>
+        <w:rPr>
+          <w:sz w:val="19"/>
+        </w:rPr>
+        <w:t>(B) O_(2)</w:t>
+      </w:r>
+    </w:p>
+    <w:p>
+      <w:pPr>
+        <w:pStyle w:val="ListBullet"/>
+        <w:spacing w:after="20"/>
+      </w:pPr>
+      <w:r>
+        <w:rPr>
+          <w:sz w:val="19"/>
+        </w:rPr>
+        <w:t>(C) NO</w:t>
+      </w:r>
+    </w:p>
+    <w:p>
+      <w:pPr>
+        <w:pStyle w:val="ListBullet"/>
+        <w:spacing w:after="20"/>
+      </w:pPr>
+      <w:r>
+        <w:rPr>
+          <w:sz w:val="19"/>
+        </w:rPr>
+        <w:t>(D) CO_(2)</w:t>
+      </w:r>
+    </w:p>
+    <w:tbl>
+      <w:tblPr>
+        <w:tblW w:type="auto" w:w="0"/>
+        <w:jc w:val="center"/>
+        <w:tblLook w:firstColumn="1" w:firstRow="1" w:lastColumn="0" w:lastRow="0" w:noHBand="0" w:noVBand="1" w:val="04A0"/>
+      </w:tblPr>
+      <w:tblGrid>
+        <w:gridCol w:w="10080"/>
+      </w:tblGrid>
+      <w:tr>
+        <w:tc>
+          <w:tcPr>
+            <w:tcW w:type="dxa" w:w="10080"/>
+            <w:shd w:fill="F7FAFC"/>
+            <w:tcMar>
+              <w:top w:w="100" w:type="dxa"/>
+              <w:bottom w:w="100" w:type="dxa"/>
+              <w:left w:w="150" w:type="dxa"/>
+              <w:right w:w="150" w:type="dxa"/>
+            </w:tcMar>
+          </w:tcPr>
+          <w:p>
+            <w:r>
+              <w:rPr>
+                <w:b/>
+                <w:color w:val="1A365D"/>
+                <w:sz w:val="19"/>
+              </w:rPr>
+              <w:t>Correct Answer: None</w:t>
+              <w:br/>
+            </w:r>
+            <w:r>
+              <w:rPr>
+                <w:color w:val="2D3748"/>
+                <w:sz w:val="18"/>
+              </w:rPr>
+              <w:t>Solution Analysis:</w:t>
+              <w:br/>
+              <w:t>Carbon monoxide ( CO ) converts haemoglobin to carboxyhaemoglobin. When CO is inhaled, it binds with haemoglobin in red blood cells with a much higher affinity compared to oxygen. This binding forms carboxyhaemoglobin which prevents the normal binding of oxygen to haemoglobin, leading to a decreased oxygen-carrying capacity of the blood.</w:t>
+            </w:r>
+          </w:p>
+        </w:tc>
+      </w:tr>
+    </w:tbl>
+    <w:p>
+      <w:pPr>
+        <w:spacing w:after="120"/>
+      </w:pPr>
+    </w:p>
+    <w:p>
+      <w:pPr>
+        <w:spacing w:before="160" w:after="40"/>
+      </w:pPr>
+      <w:r>
+        <w:rPr>
+          <w:b/>
+          <w:color w:val="1A365D"/>
+          <w:sz w:val="22"/>
+        </w:rPr>
+        <w:t>Benchmark Problem 3: KCET 2017 (Q#3)</w:t>
+      </w:r>
+    </w:p>
+    <w:p>
+      <w:pPr>
+        <w:spacing w:after="80"/>
+      </w:pPr>
+      <w:r>
+        <w:rPr>
+          <w:sz w:val="20"/>
+        </w:rPr>
+        <w:t>Bactericidal antibiotics among the following is</w:t>
+      </w:r>
+    </w:p>
+    <w:p>
+      <w:pPr>
+        <w:pStyle w:val="ListBullet"/>
+        <w:spacing w:after="20"/>
+      </w:pPr>
+      <w:r>
+        <w:rPr>
+          <w:sz w:val="19"/>
+        </w:rPr>
+        <w:t>(A) tetracycline</w:t>
+      </w:r>
+    </w:p>
+    <w:p>
+      <w:pPr>
+        <w:pStyle w:val="ListBullet"/>
+        <w:spacing w:after="20"/>
+      </w:pPr>
+      <w:r>
+        <w:rPr>
+          <w:sz w:val="19"/>
+        </w:rPr>
+        <w:t>(B) erythromycin</w:t>
+      </w:r>
+    </w:p>
+    <w:p>
+      <w:pPr>
+        <w:pStyle w:val="ListBullet"/>
+        <w:spacing w:after="20"/>
+      </w:pPr>
+      <w:r>
+        <w:rPr>
+          <w:sz w:val="19"/>
+        </w:rPr>
+        <w:t>(C) ofloxacin</w:t>
+      </w:r>
+    </w:p>
+    <w:p>
+      <w:pPr>
+        <w:pStyle w:val="ListBullet"/>
+        <w:spacing w:after="20"/>
+      </w:pPr>
+      <w:r>
+        <w:rPr>
+          <w:sz w:val="19"/>
+        </w:rPr>
+        <w:t>(D) chloramphenicol</w:t>
+      </w:r>
+    </w:p>
+    <w:tbl>
+      <w:tblPr>
+        <w:tblW w:type="auto" w:w="0"/>
+        <w:jc w:val="center"/>
+        <w:tblLook w:firstColumn="1" w:firstRow="1" w:lastColumn="0" w:lastRow="0" w:noHBand="0" w:noVBand="1" w:val="04A0"/>
+      </w:tblPr>
+      <w:tblGrid>
+        <w:gridCol w:w="10080"/>
+      </w:tblGrid>
+      <w:tr>
+        <w:tc>
+          <w:tcPr>
+            <w:tcW w:type="dxa" w:w="10080"/>
+            <w:shd w:fill="F7FAFC"/>
+            <w:tcMar>
+              <w:top w:w="100" w:type="dxa"/>
+              <w:bottom w:w="100" w:type="dxa"/>
+              <w:left w:w="150" w:type="dxa"/>
+              <w:right w:w="150" w:type="dxa"/>
+            </w:tcMar>
+          </w:tcPr>
+          <w:p>
+            <w:r>
+              <w:rPr>
+                <w:b/>
+                <w:color w:val="1A365D"/>
+                <w:sz w:val="19"/>
+              </w:rPr>
+              <w:t>Correct Answer: None</w:t>
+              <w:br/>
+            </w:r>
+            <w:r>
+              <w:rPr>
+                <w:color w:val="2D3748"/>
+                <w:sz w:val="18"/>
+              </w:rPr>
+              <w:t>Solution Analysis:</w:t>
+              <w:br/>
+              <w:t>Bactericidal antibiotics kill bacteria directly, the suffix 'cidal' means kill, like in the words homicide or suicide. Thus, ofloxacin is a bactericidal antibiotics.</w:t>
             </w:r>
           </w:p>
         </w:tc>

--- a/data/exports/kcet-chemistry-in-everyday-life_revision_notes.docx
+++ b/data/exports/kcet-chemistry-in-everyday-life_revision_notes.docx
@@ -13,7 +13,7 @@
           <w:color w:val="1A365D"/>
           <w:sz w:val="44"/>
         </w:rPr>
-        <w:t>JEE MAIN REVISION MASTER: CHEMISTRY IN EVERYDAY LIFE 2026 1 QUESTIONS 1.67% WEIGHTAGE</w:t>
+        <w:t>JEE MAIN REVISION MASTER: CHEMISTRY IN EVERYDAY LIFE</w:t>
       </w:r>
     </w:p>
     <w:p>
@@ -164,10 +164,10 @@
             <w:r>
               <w:rPr>
                 <w:b/>
-                <w:color w:val="718096"/>
+                <w:color w:val="2B6CB0"/>
                 <w:sz w:val="19"/>
               </w:rPr>
-              <w:t>Moderate</w:t>
+              <w:t>High</w:t>
             </w:r>
           </w:p>
         </w:tc>
@@ -189,7 +189,7 @@
                 <w:color w:val="2D3748"/>
                 <w:sz w:val="19"/>
               </w:rPr>
-              <w:t>Chemistry In Everyday Life — Applied Cases, Reactions &amp; Traps</w:t>
+              <w:t>Chemistry In Everyday Life — Core Principles &amp; Governing Laws</w:t>
             </w:r>
           </w:p>
         </w:tc>
@@ -209,7 +209,7 @@
               <w:rPr>
                 <w:sz w:val="19"/>
               </w:rPr>
-              <w:t>6 PYQs</w:t>
+              <w:t>9 PYQs</w:t>
             </w:r>
           </w:p>
         </w:tc>
@@ -230,7 +230,7 @@
                 <w:color w:val="718096"/>
                 <w:sz w:val="19"/>
               </w:rPr>
-              <w:t>Applied Topics</w:t>
+              <w:t>Core Principle</w:t>
             </w:r>
           </w:p>
         </w:tc>
@@ -254,7 +254,7 @@
                 <w:color w:val="718096"/>
                 <w:sz w:val="19"/>
               </w:rPr>
-              <w:t>Moderate</w:t>
+              <w:t>Standard</w:t>
             </w:r>
           </w:p>
         </w:tc>
@@ -276,7 +276,7 @@
                 <w:color w:val="2D3748"/>
                 <w:sz w:val="19"/>
               </w:rPr>
-              <w:t>Chemistry In Everyday Life — Standard Calculations &amp; Problem Archetypes</w:t>
+              <w:t>Chemistry In Everyday Life — Applied Cases, Reactions &amp; Traps</w:t>
             </w:r>
           </w:p>
         </w:tc>
@@ -296,7 +296,7 @@
               <w:rPr>
                 <w:sz w:val="19"/>
               </w:rPr>
-              <w:t>4 PYQs</w:t>
+              <w:t>2 PYQs</w:t>
             </w:r>
           </w:p>
         </w:tc>
@@ -317,7 +317,7 @@
                 <w:color w:val="718096"/>
                 <w:sz w:val="19"/>
               </w:rPr>
-              <w:t>Quantitative Analysis</w:t>
+              <w:t>Applied Topics</w:t>
             </w:r>
           </w:p>
         </w:tc>
@@ -363,7 +363,7 @@
                 <w:color w:val="2D3748"/>
                 <w:sz w:val="19"/>
               </w:rPr>
-              <w:t>Chemistry In Everyday Life — Core Principles &amp; Governing Laws</w:t>
+              <w:t>Chemistry In Everyday Life — Standard Calculations &amp; Problem Archetypes</w:t>
             </w:r>
           </w:p>
         </w:tc>
@@ -383,7 +383,7 @@
               <w:rPr>
                 <w:sz w:val="19"/>
               </w:rPr>
-              <w:t>1 PYQs</w:t>
+              <w:t>0 PYQs</w:t>
             </w:r>
           </w:p>
         </w:tc>
@@ -404,7 +404,7 @@
                 <w:color w:val="718096"/>
                 <w:sz w:val="19"/>
               </w:rPr>
-              <w:t>Core Principle</w:t>
+              <w:t>Quantitative Analysis</w:t>
             </w:r>
           </w:p>
         </w:tc>
@@ -558,7 +558,215 @@
           <w:color w:val="2B6CB0"/>
           <w:sz w:val="24"/>
         </w:rPr>
-        <w:t>3.1 Chemistry In Everyday Life — Applied Cases, Reactions &amp; Traps (Moderate Yield — 6 PYQs)</w:t>
+        <w:t>3.1 Chemistry In Everyday Life — Core Principles &amp; Governing Laws (High Yield — 9 PYQs)</w:t>
+      </w:r>
+    </w:p>
+    <w:p>
+      <w:r>
+        <w:rPr>
+          <w:b/>
+          <w:sz w:val="20"/>
+        </w:rPr>
+        <w:t xml:space="preserve">Core Principle: </w:t>
+      </w:r>
+      <w:r>
+        <w:rPr>
+          <w:sz w:val="20"/>
+        </w:rPr>
+        <w:t>Fundamental definitions, core postulates, and governing physical/chemical relations in Chemistry In Everyday Life.</w:t>
+      </w:r>
+    </w:p>
+    <w:tbl>
+      <w:tblPr>
+        <w:tblW w:type="auto" w:w="0"/>
+        <w:jc w:val="center"/>
+        <w:tblLook w:firstColumn="1" w:firstRow="1" w:lastColumn="0" w:lastRow="0" w:noHBand="0" w:noVBand="1" w:val="04A0"/>
+      </w:tblPr>
+      <w:tblGrid>
+        <w:gridCol w:w="10080"/>
+      </w:tblGrid>
+      <w:tr>
+        <w:tc>
+          <w:tcPr>
+            <w:tcW w:type="dxa" w:w="10080"/>
+            <w:shd w:fill="FFF5F5"/>
+            <w:tcMar>
+              <w:top w:w="100" w:type="dxa"/>
+              <w:bottom w:w="100" w:type="dxa"/>
+              <w:left w:w="150" w:type="dxa"/>
+              <w:right w:w="150" w:type="dxa"/>
+            </w:tcMar>
+          </w:tcPr>
+          <w:p>
+            <w:r>
+              <w:rPr>
+                <w:b/>
+                <w:color w:val="C53030"/>
+                <w:sz w:val="19"/>
+              </w:rPr>
+              <w:t xml:space="preserve">⚠️ Common Trap / JEE Pitfall: </w:t>
+            </w:r>
+            <w:r>
+              <w:rPr>
+                <w:color w:val="2D3748"/>
+                <w:sz w:val="19"/>
+              </w:rPr>
+              <w:t>Carefully verify units, standard reference states, and sign conventions in Chemistry In Everyday Life.</w:t>
+            </w:r>
+          </w:p>
+        </w:tc>
+      </w:tr>
+    </w:tbl>
+    <w:tbl>
+      <w:tblPr>
+        <w:tblW w:type="auto" w:w="0"/>
+        <w:jc w:val="center"/>
+        <w:tblLook w:firstColumn="1" w:firstRow="1" w:lastColumn="0" w:lastRow="0" w:noHBand="0" w:noVBand="1" w:val="04A0"/>
+      </w:tblPr>
+      <w:tblGrid>
+        <w:gridCol w:w="10080"/>
+      </w:tblGrid>
+      <w:tr>
+        <w:tc>
+          <w:tcPr>
+            <w:tcW w:type="dxa" w:w="10080"/>
+            <w:shd w:fill="F0FFF4"/>
+            <w:tcMar>
+              <w:top w:w="100" w:type="dxa"/>
+              <w:bottom w:w="100" w:type="dxa"/>
+              <w:left w:w="150" w:type="dxa"/>
+              <w:right w:w="150" w:type="dxa"/>
+            </w:tcMar>
+          </w:tcPr>
+          <w:p>
+            <w:r>
+              <w:rPr>
+                <w:b/>
+                <w:color w:val="276749"/>
+                <w:sz w:val="19"/>
+              </w:rPr>
+              <w:t xml:space="preserve">💡 Speed Hack / Trick: </w:t>
+            </w:r>
+            <w:r>
+              <w:rPr>
+                <w:color w:val="2D3748"/>
+                <w:sz w:val="19"/>
+              </w:rPr>
+              <w:t>Focus on high-yield formulas and standard limiting approximations tested in Chemistry In Everyday Life PYQs.</w:t>
+            </w:r>
+          </w:p>
+        </w:tc>
+      </w:tr>
+    </w:tbl>
+    <w:p>
+      <w:pPr>
+        <w:spacing w:before="120" w:after="40"/>
+      </w:pPr>
+      <w:r>
+        <w:rPr>
+          <w:b/>
+          <w:color w:val="1A365D"/>
+          <w:sz w:val="19"/>
+        </w:rPr>
+        <w:t>Source PYQs testing this concept:</w:t>
+      </w:r>
+    </w:p>
+    <w:p>
+      <w:pPr>
+        <w:pStyle w:val="ListBullet"/>
+        <w:spacing w:after="40"/>
+      </w:pPr>
+      <w:r>
+        <w:rPr>
+          <w:b/>
+          <w:sz w:val="18"/>
+        </w:rPr>
+        <w:t xml:space="preserve">[2026 Shift] Q#1 (MCQ): </w:t>
+      </w:r>
+      <w:r>
+        <w:rPr>
+          <w:sz w:val="18"/>
+        </w:rPr>
+        <w:t xml:space="preserve">"Match the compounds of List-I with their effects in List-II: List-I List-II (a) Chloramphenicol (i) Malaria (b) Thyroxine (ii) Anaesthetic (..."  </w:t>
+      </w:r>
+      <w:r>
+        <w:rPr>
+          <w:b/>
+          <w:color w:val="2B6CB0"/>
+          <w:sz w:val="18"/>
+        </w:rPr>
+        <w:t>[Ans: N/A]</w:t>
+      </w:r>
+    </w:p>
+    <w:p>
+      <w:pPr>
+        <w:pStyle w:val="ListBullet"/>
+        <w:spacing w:after="40"/>
+      </w:pPr>
+      <w:r>
+        <w:rPr>
+          <w:b/>
+          <w:sz w:val="18"/>
+        </w:rPr>
+        <w:t xml:space="preserve">[2024 Shift] Q#3 (MCQ): </w:t>
+      </w:r>
+      <w:r>
+        <w:rPr>
+          <w:sz w:val="18"/>
+        </w:rPr>
+        <w:t xml:space="preserve">"Which one of the following is a cationic detergent?..."  </w:t>
+      </w:r>
+      <w:r>
+        <w:rPr>
+          <w:b/>
+          <w:color w:val="2B6CB0"/>
+          <w:sz w:val="18"/>
+        </w:rPr>
+        <w:t>[Ans: N/A]</w:t>
+      </w:r>
+    </w:p>
+    <w:p>
+      <w:pPr>
+        <w:pStyle w:val="ListBullet"/>
+        <w:spacing w:after="40"/>
+      </w:pPr>
+      <w:r>
+        <w:rPr>
+          <w:b/>
+          <w:sz w:val="18"/>
+        </w:rPr>
+        <w:t xml:space="preserve">[2023 Shift] Q#1 (MCQ): </w:t>
+      </w:r>
+      <w:r>
+        <w:rPr>
+          <w:sz w:val="18"/>
+        </w:rPr>
+        <w:t xml:space="preserve">"Which one of the following gases converts haemoglobin into carboxy haemoglobin?..."  </w:t>
+      </w:r>
+      <w:r>
+        <w:rPr>
+          <w:b/>
+          <w:color w:val="2B6CB0"/>
+          <w:sz w:val="18"/>
+        </w:rPr>
+        <w:t>[Ans: N/A]</w:t>
+      </w:r>
+    </w:p>
+    <w:p>
+      <w:pPr>
+        <w:spacing w:after="120"/>
+      </w:pPr>
+    </w:p>
+    <w:p>
+      <w:pPr>
+        <w:pStyle w:val="Heading2"/>
+      </w:pPr>
+      <w:r>
+        <w:rPr>
+          <w:color w:val="2B6CB0"/>
+          <w:sz w:val="24"/>
+        </w:rPr>
+        <w:t>3.2 Chemistry In Everyday Life — Applied Cases, Reactions &amp; Traps (Standard Yield — 2 PYQs)</w:t>
       </w:r>
     </w:p>
     <w:p>
@@ -681,33 +889,6 @@
           <w:b/>
           <w:sz w:val="18"/>
         </w:rPr>
-        <w:t xml:space="preserve">[2026 Shift] Q#1 (MCQ): </w:t>
-      </w:r>
-      <w:r>
-        <w:rPr>
-          <w:sz w:val="18"/>
-        </w:rPr>
-        <w:t xml:space="preserve">"Match the compounds of List-I with their effects in List-II: List-I List-II (a) Chloramphenicol (i) Malaria (b) Thyroxine (ii) Anaesthetic (..."  </w:t>
-      </w:r>
-      <w:r>
-        <w:rPr>
-          <w:b/>
-          <w:color w:val="2B6CB0"/>
-          <w:sz w:val="18"/>
-        </w:rPr>
-        <w:t>[Ans: N/A]</w:t>
-      </w:r>
-    </w:p>
-    <w:p>
-      <w:pPr>
-        <w:pStyle w:val="ListBullet"/>
-        <w:spacing w:after="40"/>
-      </w:pPr>
-      <w:r>
-        <w:rPr>
-          <w:b/>
-          <w:sz w:val="18"/>
-        </w:rPr>
         <w:t xml:space="preserve">[2024 Shift] Q#2 (MCQ): </w:t>
       </w:r>
       <w:r>
@@ -735,13 +916,13 @@
           <w:b/>
           <w:sz w:val="18"/>
         </w:rPr>
-        <w:t xml:space="preserve">[2024 Shift] Q#3 (MCQ): </w:t>
+        <w:t xml:space="preserve">[2020 Shift] Q#3 (MCQ): </w:t>
       </w:r>
       <w:r>
         <w:rPr>
           <w:sz w:val="18"/>
         </w:rPr>
-        <w:t xml:space="preserve">"Which one of the following is a cationic detergent?..."  </w:t>
+        <w:t xml:space="preserve">"Prolonged exposure of chloroform in humans may cause damage to liver. It is due to the formation of the following compound...."  </w:t>
       </w:r>
       <w:r>
         <w:rPr>
@@ -766,7 +947,7 @@
           <w:color w:val="2B6CB0"/>
           <w:sz w:val="24"/>
         </w:rPr>
-        <w:t>3.2 Chemistry In Everyday Life — Standard Calculations &amp; Problem Archetypes (Moderate Yield — 4 PYQs)</w:t>
+        <w:t>3.3 Chemistry In Everyday Life — Standard Calculations &amp; Problem Archetypes (Standard Yield — 0 PYQs)</w:t>
       </w:r>
     </w:p>
     <w:p>
@@ -889,13 +1070,13 @@
           <w:b/>
           <w:sz w:val="18"/>
         </w:rPr>
-        <w:t xml:space="preserve">[2023 Shift] Q#1 (MCQ): </w:t>
+        <w:t xml:space="preserve">[2026 Shift] Q#1 (MCQ): </w:t>
       </w:r>
       <w:r>
         <w:rPr>
           <w:sz w:val="18"/>
         </w:rPr>
-        <w:t xml:space="preserve">"Which one of the following gases converts haemoglobin into carboxy haemoglobin?..."  </w:t>
+        <w:t xml:space="preserve">"Match the compounds of List-I with their effects in List-II: List-I List-II (a) Chloramphenicol (i) Malaria (b) Thyroxine (ii) Anaesthetic (..."  </w:t>
       </w:r>
       <w:r>
         <w:rPr>
@@ -916,194 +1097,13 @@
           <w:b/>
           <w:sz w:val="18"/>
         </w:rPr>
-        <w:t xml:space="preserve">[2022 Shift] Q#2 (MCQ): </w:t>
+        <w:t xml:space="preserve">[2024 Shift] Q#2 (MCQ): </w:t>
       </w:r>
       <w:r>
         <w:rPr>
           <w:sz w:val="18"/>
         </w:rPr>
-        <w:t xml:space="preserve">"Which institute has approved the emergency use of 2-deoxy-D-glucose as additive therapy for COVID-19 patients?..."  </w:t>
-      </w:r>
-      <w:r>
-        <w:rPr>
-          <w:b/>
-          <w:color w:val="2B6CB0"/>
-          <w:sz w:val="18"/>
-        </w:rPr>
-        <w:t>[Ans: N/A]</w:t>
-      </w:r>
-    </w:p>
-    <w:p>
-      <w:pPr>
-        <w:pStyle w:val="ListBullet"/>
-        <w:spacing w:after="40"/>
-      </w:pPr>
-      <w:r>
-        <w:rPr>
-          <w:b/>
-          <w:sz w:val="18"/>
-        </w:rPr>
-        <w:t xml:space="preserve">[2020 Shift] Q#1 (MCQ): </w:t>
-      </w:r>
-      <w:r>
-        <w:rPr>
-          <w:sz w:val="18"/>
-        </w:rPr>
-        <w:t xml:space="preserve">"Which of the following is not related to drug-enzyme interaction?..."  </w:t>
-      </w:r>
-      <w:r>
-        <w:rPr>
-          <w:b/>
-          <w:color w:val="2B6CB0"/>
-          <w:sz w:val="18"/>
-        </w:rPr>
-        <w:t>[Ans: N/A]</w:t>
-      </w:r>
-    </w:p>
-    <w:p>
-      <w:pPr>
-        <w:spacing w:after="120"/>
-      </w:pPr>
-    </w:p>
-    <w:p>
-      <w:pPr>
-        <w:pStyle w:val="Heading2"/>
-      </w:pPr>
-      <w:r>
-        <w:rPr>
-          <w:color w:val="2B6CB0"/>
-          <w:sz w:val="24"/>
-        </w:rPr>
-        <w:t>3.3 Chemistry In Everyday Life — Core Principles &amp; Governing Laws (Standard Yield — 1 PYQs)</w:t>
-      </w:r>
-    </w:p>
-    <w:p>
-      <w:r>
-        <w:rPr>
-          <w:b/>
-          <w:sz w:val="20"/>
-        </w:rPr>
-        <w:t xml:space="preserve">Core Principle: </w:t>
-      </w:r>
-      <w:r>
-        <w:rPr>
-          <w:sz w:val="20"/>
-        </w:rPr>
-        <w:t>Fundamental definitions, core postulates, and governing physical/chemical relations in Chemistry In Everyday Life.</w:t>
-      </w:r>
-    </w:p>
-    <w:tbl>
-      <w:tblPr>
-        <w:tblW w:type="auto" w:w="0"/>
-        <w:jc w:val="center"/>
-        <w:tblLook w:firstColumn="1" w:firstRow="1" w:lastColumn="0" w:lastRow="0" w:noHBand="0" w:noVBand="1" w:val="04A0"/>
-      </w:tblPr>
-      <w:tblGrid>
-        <w:gridCol w:w="10080"/>
-      </w:tblGrid>
-      <w:tr>
-        <w:tc>
-          <w:tcPr>
-            <w:tcW w:type="dxa" w:w="10080"/>
-            <w:shd w:fill="FFF5F5"/>
-            <w:tcMar>
-              <w:top w:w="100" w:type="dxa"/>
-              <w:bottom w:w="100" w:type="dxa"/>
-              <w:left w:w="150" w:type="dxa"/>
-              <w:right w:w="150" w:type="dxa"/>
-            </w:tcMar>
-          </w:tcPr>
-          <w:p>
-            <w:r>
-              <w:rPr>
-                <w:b/>
-                <w:color w:val="C53030"/>
-                <w:sz w:val="19"/>
-              </w:rPr>
-              <w:t xml:space="preserve">⚠️ Common Trap / JEE Pitfall: </w:t>
-            </w:r>
-            <w:r>
-              <w:rPr>
-                <w:color w:val="2D3748"/>
-                <w:sz w:val="19"/>
-              </w:rPr>
-              <w:t>Carefully verify units, standard reference states, and sign conventions in Chemistry In Everyday Life.</w:t>
-            </w:r>
-          </w:p>
-        </w:tc>
-      </w:tr>
-    </w:tbl>
-    <w:tbl>
-      <w:tblPr>
-        <w:tblW w:type="auto" w:w="0"/>
-        <w:jc w:val="center"/>
-        <w:tblLook w:firstColumn="1" w:firstRow="1" w:lastColumn="0" w:lastRow="0" w:noHBand="0" w:noVBand="1" w:val="04A0"/>
-      </w:tblPr>
-      <w:tblGrid>
-        <w:gridCol w:w="10080"/>
-      </w:tblGrid>
-      <w:tr>
-        <w:tc>
-          <w:tcPr>
-            <w:tcW w:type="dxa" w:w="10080"/>
-            <w:shd w:fill="F0FFF4"/>
-            <w:tcMar>
-              <w:top w:w="100" w:type="dxa"/>
-              <w:bottom w:w="100" w:type="dxa"/>
-              <w:left w:w="150" w:type="dxa"/>
-              <w:right w:w="150" w:type="dxa"/>
-            </w:tcMar>
-          </w:tcPr>
-          <w:p>
-            <w:r>
-              <w:rPr>
-                <w:b/>
-                <w:color w:val="276749"/>
-                <w:sz w:val="19"/>
-              </w:rPr>
-              <w:t xml:space="preserve">💡 Speed Hack / Trick: </w:t>
-            </w:r>
-            <w:r>
-              <w:rPr>
-                <w:color w:val="2D3748"/>
-                <w:sz w:val="19"/>
-              </w:rPr>
-              <w:t>Focus on high-yield formulas and standard limiting approximations tested in Chemistry In Everyday Life PYQs.</w:t>
-            </w:r>
-          </w:p>
-        </w:tc>
-      </w:tr>
-    </w:tbl>
-    <w:p>
-      <w:pPr>
-        <w:spacing w:before="120" w:after="40"/>
-      </w:pPr>
-      <w:r>
-        <w:rPr>
-          <w:b/>
-          <w:color w:val="1A365D"/>
-          <w:sz w:val="19"/>
-        </w:rPr>
-        <w:t>Source PYQs testing this concept:</w:t>
-      </w:r>
-    </w:p>
-    <w:p>
-      <w:pPr>
-        <w:pStyle w:val="ListBullet"/>
-        <w:spacing w:after="40"/>
-      </w:pPr>
-      <w:r>
-        <w:rPr>
-          <w:b/>
-          <w:sz w:val="18"/>
-        </w:rPr>
-        <w:t xml:space="preserve">[2017 Shift] Q#3 (MCQ): </w:t>
-      </w:r>
-      <w:r>
-        <w:rPr>
-          <w:sz w:val="18"/>
-        </w:rPr>
-        <w:t xml:space="preserve">"Bactericidal antibiotics among the following is..."  </w:t>
+        <w:t xml:space="preserve">"The compound is..."  </w:t>
       </w:r>
       <w:r>
         <w:rPr>
@@ -1262,7 +1262,7 @@
           <w:color w:val="1A365D"/>
           <w:sz w:val="22"/>
         </w:rPr>
-        <w:t>Benchmark Problem 2: KCET 2023 (Q#1)</w:t>
+        <w:t>Benchmark Problem 2: KCET 2024 (Q#2)</w:t>
       </w:r>
     </w:p>
     <w:p>
@@ -1273,7 +1273,7 @@
         <w:rPr>
           <w:sz w:val="20"/>
         </w:rPr>
-        <w:t>Which one of the following gases converts haemoglobin into carboxy haemoglobin?</w:t>
+        <w:t>The compound is</w:t>
       </w:r>
     </w:p>
     <w:p>
@@ -1285,7 +1285,7 @@
         <w:rPr>
           <w:sz w:val="19"/>
         </w:rPr>
-        <w:t>(A) CO</w:t>
+        <w:t>(A) sucralose</w:t>
       </w:r>
     </w:p>
     <w:p>
@@ -1297,7 +1297,7 @@
         <w:rPr>
           <w:sz w:val="19"/>
         </w:rPr>
-        <w:t>(B) O_(2)</w:t>
+        <w:t>(B) aspartame</w:t>
       </w:r>
     </w:p>
     <w:p>
@@ -1309,7 +1309,7 @@
         <w:rPr>
           <w:sz w:val="19"/>
         </w:rPr>
-        <w:t>(C) NO</w:t>
+        <w:t>(C) saccharin</w:t>
       </w:r>
     </w:p>
     <w:p>
@@ -1321,7 +1321,7 @@
         <w:rPr>
           <w:sz w:val="19"/>
         </w:rPr>
-        <w:t>(D) CO_(2)</w:t>
+        <w:t>(D) alitame</w:t>
       </w:r>
     </w:p>
     <w:tbl>
@@ -1362,128 +1362,7 @@
               </w:rPr>
               <w:t>Solution Analysis:</w:t>
               <w:br/>
-              <w:t>Carbon monoxide ( CO ) converts haemoglobin to carboxyhaemoglobin. When CO is inhaled, it binds with haemoglobin in red blood cells with a much higher affinity compared to oxygen. This binding forms carboxyhaemoglobin which prevents the normal binding of oxygen to haemoglobin, leading to a decreased oxygen-carrying capacity of the blood.</w:t>
-            </w:r>
-          </w:p>
-        </w:tc>
-      </w:tr>
-    </w:tbl>
-    <w:p>
-      <w:pPr>
-        <w:spacing w:after="120"/>
-      </w:pPr>
-    </w:p>
-    <w:p>
-      <w:pPr>
-        <w:spacing w:before="160" w:after="40"/>
-      </w:pPr>
-      <w:r>
-        <w:rPr>
-          <w:b/>
-          <w:color w:val="1A365D"/>
-          <w:sz w:val="22"/>
-        </w:rPr>
-        <w:t>Benchmark Problem 3: KCET 2017 (Q#3)</w:t>
-      </w:r>
-    </w:p>
-    <w:p>
-      <w:pPr>
-        <w:spacing w:after="80"/>
-      </w:pPr>
-      <w:r>
-        <w:rPr>
-          <w:sz w:val="20"/>
-        </w:rPr>
-        <w:t>Bactericidal antibiotics among the following is</w:t>
-      </w:r>
-    </w:p>
-    <w:p>
-      <w:pPr>
-        <w:pStyle w:val="ListBullet"/>
-        <w:spacing w:after="20"/>
-      </w:pPr>
-      <w:r>
-        <w:rPr>
-          <w:sz w:val="19"/>
-        </w:rPr>
-        <w:t>(A) tetracycline</w:t>
-      </w:r>
-    </w:p>
-    <w:p>
-      <w:pPr>
-        <w:pStyle w:val="ListBullet"/>
-        <w:spacing w:after="20"/>
-      </w:pPr>
-      <w:r>
-        <w:rPr>
-          <w:sz w:val="19"/>
-        </w:rPr>
-        <w:t>(B) erythromycin</w:t>
-      </w:r>
-    </w:p>
-    <w:p>
-      <w:pPr>
-        <w:pStyle w:val="ListBullet"/>
-        <w:spacing w:after="20"/>
-      </w:pPr>
-      <w:r>
-        <w:rPr>
-          <w:sz w:val="19"/>
-        </w:rPr>
-        <w:t>(C) ofloxacin</w:t>
-      </w:r>
-    </w:p>
-    <w:p>
-      <w:pPr>
-        <w:pStyle w:val="ListBullet"/>
-        <w:spacing w:after="20"/>
-      </w:pPr>
-      <w:r>
-        <w:rPr>
-          <w:sz w:val="19"/>
-        </w:rPr>
-        <w:t>(D) chloramphenicol</w:t>
-      </w:r>
-    </w:p>
-    <w:tbl>
-      <w:tblPr>
-        <w:tblW w:type="auto" w:w="0"/>
-        <w:jc w:val="center"/>
-        <w:tblLook w:firstColumn="1" w:firstRow="1" w:lastColumn="0" w:lastRow="0" w:noHBand="0" w:noVBand="1" w:val="04A0"/>
-      </w:tblPr>
-      <w:tblGrid>
-        <w:gridCol w:w="10080"/>
-      </w:tblGrid>
-      <w:tr>
-        <w:tc>
-          <w:tcPr>
-            <w:tcW w:type="dxa" w:w="10080"/>
-            <w:shd w:fill="F7FAFC"/>
-            <w:tcMar>
-              <w:top w:w="100" w:type="dxa"/>
-              <w:bottom w:w="100" w:type="dxa"/>
-              <w:left w:w="150" w:type="dxa"/>
-              <w:right w:w="150" w:type="dxa"/>
-            </w:tcMar>
-          </w:tcPr>
-          <w:p>
-            <w:r>
-              <w:rPr>
-                <w:b/>
-                <w:color w:val="1A365D"/>
-                <w:sz w:val="19"/>
-              </w:rPr>
-              <w:t>Correct Answer: None</w:t>
-              <w:br/>
-            </w:r>
-            <w:r>
-              <w:rPr>
-                <w:color w:val="2D3748"/>
-                <w:sz w:val="18"/>
-              </w:rPr>
-              <w:t>Solution Analysis:</w:t>
-              <w:br/>
-              <w:t>Bactericidal antibiotics kill bacteria directly, the suffix 'cidal' means kill, like in the words homicide or suicide. Thus, ofloxacin is a bactericidal antibiotics.</w:t>
+              <w:t>The given structure is a pthalimide but no option of pthalimide is given. However, among the given options it is similar to saccharin. The structure of saccharin is</w:t>
             </w:r>
           </w:p>
         </w:tc>

--- a/data/exports/kcet-chemistry-in-everyday-life_revision_notes.docx
+++ b/data/exports/kcet-chemistry-in-everyday-life_revision_notes.docx
@@ -189,7 +189,7 @@
                 <w:color w:val="2D3748"/>
                 <w:sz w:val="19"/>
               </w:rPr>
-              <w:t>Chemistry In Everyday Life — Core Principles &amp; Governing Laws</w:t>
+              <w:t>Therapeutic Drug Classes: Analgesics, Antibiotics &amp; Antiseptics</w:t>
             </w:r>
           </w:p>
         </w:tc>
@@ -209,7 +209,7 @@
               <w:rPr>
                 <w:sz w:val="19"/>
               </w:rPr>
-              <w:t>9 PYQs</w:t>
+              <w:t>8 PYQs</w:t>
             </w:r>
           </w:p>
         </w:tc>
@@ -230,7 +230,7 @@
                 <w:color w:val="718096"/>
                 <w:sz w:val="19"/>
               </w:rPr>
-              <w:t>Core Principle</w:t>
+              <w:t>Pharmaceutical Chemistry</w:t>
             </w:r>
           </w:p>
         </w:tc>
@@ -254,7 +254,7 @@
                 <w:color w:val="718096"/>
                 <w:sz w:val="19"/>
               </w:rPr>
-              <w:t>Standard</w:t>
+              <w:t>Moderate</w:t>
             </w:r>
           </w:p>
         </w:tc>
@@ -276,7 +276,7 @@
                 <w:color w:val="2D3748"/>
                 <w:sz w:val="19"/>
               </w:rPr>
-              <w:t>Chemistry In Everyday Life — Applied Cases, Reactions &amp; Traps</w:t>
+              <w:t>Food Additives, Artificial Sweeteners &amp; Detergents</w:t>
             </w:r>
           </w:p>
         </w:tc>
@@ -296,7 +296,7 @@
               <w:rPr>
                 <w:sz w:val="19"/>
               </w:rPr>
-              <w:t>2 PYQs</w:t>
+              <w:t>3 PYQs</w:t>
             </w:r>
           </w:p>
         </w:tc>
@@ -317,94 +317,7 @@
                 <w:color w:val="718096"/>
                 <w:sz w:val="19"/>
               </w:rPr>
-              <w:t>Applied Topics</w:t>
-            </w:r>
-          </w:p>
-        </w:tc>
-      </w:tr>
-      <w:tr>
-        <w:tc>
-          <w:tcPr>
-            <w:tcW w:type="dxa" w:w="2160"/>
-            <w:shd w:fill="F7FAFC"/>
-            <w:tcMar>
-              <w:top w:w="80" w:type="dxa"/>
-              <w:bottom w:w="80" w:type="dxa"/>
-              <w:left w:w="150" w:type="dxa"/>
-              <w:right w:w="150" w:type="dxa"/>
-            </w:tcMar>
-          </w:tcPr>
-          <w:p>
-            <w:r>
-              <w:rPr>
-                <w:b/>
-                <w:color w:val="718096"/>
-                <w:sz w:val="19"/>
-              </w:rPr>
-              <w:t>Standard</w:t>
-            </w:r>
-          </w:p>
-        </w:tc>
-        <w:tc>
-          <w:tcPr>
-            <w:tcW w:type="dxa" w:w="4320"/>
-            <w:shd w:fill="F7FAFC"/>
-            <w:tcMar>
-              <w:top w:w="80" w:type="dxa"/>
-              <w:bottom w:w="80" w:type="dxa"/>
-              <w:left w:w="150" w:type="dxa"/>
-              <w:right w:w="150" w:type="dxa"/>
-            </w:tcMar>
-          </w:tcPr>
-          <w:p>
-            <w:r>
-              <w:rPr>
-                <w:b/>
-                <w:color w:val="2D3748"/>
-                <w:sz w:val="19"/>
-              </w:rPr>
-              <w:t>Chemistry In Everyday Life — Standard Calculations &amp; Problem Archetypes</w:t>
-            </w:r>
-          </w:p>
-        </w:tc>
-        <w:tc>
-          <w:tcPr>
-            <w:tcW w:type="dxa" w:w="1728"/>
-            <w:shd w:fill="F7FAFC"/>
-            <w:tcMar>
-              <w:top w:w="80" w:type="dxa"/>
-              <w:bottom w:w="80" w:type="dxa"/>
-              <w:left w:w="150" w:type="dxa"/>
-              <w:right w:w="150" w:type="dxa"/>
-            </w:tcMar>
-          </w:tcPr>
-          <w:p>
-            <w:r>
-              <w:rPr>
-                <w:sz w:val="19"/>
-              </w:rPr>
-              <w:t>0 PYQs</w:t>
-            </w:r>
-          </w:p>
-        </w:tc>
-        <w:tc>
-          <w:tcPr>
-            <w:tcW w:type="dxa" w:w="1872"/>
-            <w:shd w:fill="F7FAFC"/>
-            <w:tcMar>
-              <w:top w:w="80" w:type="dxa"/>
-              <w:bottom w:w="80" w:type="dxa"/>
-              <w:left w:w="150" w:type="dxa"/>
-              <w:right w:w="150" w:type="dxa"/>
-            </w:tcMar>
-          </w:tcPr>
-          <w:p>
-            <w:r>
-              <w:rPr>
-                <w:color w:val="718096"/>
-                <w:sz w:val="19"/>
-              </w:rPr>
-              <w:t>Quantitative Analysis</w:t>
+              <w:t>Household Chemistry</w:t>
             </w:r>
           </w:p>
         </w:tc>
@@ -504,7 +417,7 @@
                 <w:color w:val="1A365D"/>
                 <w:sz w:val="19"/>
               </w:rPr>
-              <w:t>Chemistry In Everyday Life — Applied Cases, Reactions &amp; Traps</w:t>
+              <w:t>Therapeutic Drug Classes: Analgesics, Antibiotics &amp; Antiseptics</w:t>
             </w:r>
           </w:p>
         </w:tc>
@@ -526,7 +439,53 @@
                 <w:color w:val="2D3748"/>
                 <w:sz w:val="19"/>
               </w:rPr>
-              <w:t>COCl_{2}, \quad 2CHCl_{3}+O_{2}\overset{\text{Sunlight}}{\rightarrow \le ftarrow}2COCl_{2}+2HCl</w:t>
+              <w:t>\text{Aspirin: 2-acetoxybenzoic acid}, \quad \text{Dettol: Chloroxylenol} + \alpha\text{-Terpineol}</w:t>
+            </w:r>
+          </w:p>
+        </w:tc>
+      </w:tr>
+      <w:tr>
+        <w:tc>
+          <w:tcPr>
+            <w:tcW w:type="dxa" w:w="3600"/>
+            <w:shd w:fill="FFFFFF"/>
+            <w:tcMar>
+              <w:top w:w="100" w:type="dxa"/>
+              <w:bottom w:w="100" w:type="dxa"/>
+              <w:left w:w="150" w:type="dxa"/>
+              <w:right w:w="150" w:type="dxa"/>
+            </w:tcMar>
+          </w:tcPr>
+          <w:p>
+            <w:r>
+              <w:rPr>
+                <w:b/>
+                <w:color w:val="1A365D"/>
+                <w:sz w:val="19"/>
+              </w:rPr>
+              <w:t>Food Additives, Artificial Sweeteners &amp; Detergents</w:t>
+            </w:r>
+          </w:p>
+        </w:tc>
+        <w:tc>
+          <w:tcPr>
+            <w:tcW w:type="dxa" w:w="6480"/>
+            <w:shd w:fill="FFFFFF"/>
+            <w:tcMar>
+              <w:top w:w="100" w:type="dxa"/>
+              <w:bottom w:w="100" w:type="dxa"/>
+              <w:left w:w="150" w:type="dxa"/>
+              <w:right w:w="150" w:type="dxa"/>
+            </w:tcMar>
+          </w:tcPr>
+          <w:p>
+            <w:r>
+              <w:rPr>
+                <w:rFonts w:ascii="Cambria Math" w:hAnsi="Cambria Math"/>
+                <w:color w:val="2D3748"/>
+                <w:sz w:val="19"/>
+              </w:rPr>
+              <w:t>\text{Cationic: } [\text{CH}_3(\text{CH}_2)_{15}\text{N(CH}_3)_3]^+\text{Br}^-, \quad \text{Anionic: } \text{CH}_3(\text{CH}_2)_{11}\text{OSO}_3^-\text{Na}^+</w:t>
             </w:r>
           </w:p>
         </w:tc>
@@ -558,7 +517,7 @@
           <w:color w:val="2B6CB0"/>
           <w:sz w:val="24"/>
         </w:rPr>
-        <w:t>3.1 Chemistry In Everyday Life — Core Principles &amp; Governing Laws (High Yield — 9 PYQs)</w:t>
+        <w:t>3.1 Therapeutic Drug Classes: Analgesics, Antibiotics &amp; Antiseptics (High Yield — 8 PYQs)</w:t>
       </w:r>
     </w:p>
     <w:p>
@@ -573,7 +532,7 @@
         <w:rPr>
           <w:sz w:val="20"/>
         </w:rPr>
-        <w:t>Fundamental definitions, core postulates, and governing physical/chemical relations in Chemistry In Everyday Life.</w:t>
+        <w:t>Analgesics relieve pain: non-narcotics (aspirin, paracetamol) inhibit prostaglandin synthesis; narcotics (morphine, codeine) are habit-forming pain-relievers. Antiseptics: Dettol (chloroxylenol + terpineol), bithionol (added to soaps), tincture of iodine (2-3% iodine in alcohol-water). Disinfectants: 1% phenol solution (0.2% phenol is antiseptic).</w:t>
       </w:r>
     </w:p>
     <w:tbl>
@@ -611,7 +570,7 @@
                 <w:color w:val="2D3748"/>
                 <w:sz w:val="19"/>
               </w:rPr>
-              <w:t>Carefully verify units, standard reference states, and sign conventions in Chemistry In Everyday Life.</w:t>
+              <w:t>Phenol acts as an antiseptic at 0.2% concentration, but acts as a disinfectant at 1.0% concentration!</w:t>
             </w:r>
           </w:p>
         </w:tc>
@@ -652,7 +611,7 @@
                 <w:color w:val="2D3748"/>
                 <w:sz w:val="19"/>
               </w:rPr>
-              <w:t>Focus on high-yield formulas and standard limiting approximations tested in Chemistry In Everyday Life PYQs.</w:t>
+              <w:t>Bactericidal antibiotics kill bacteria (penicillin, ofloxacin); bacteriostatic antibiotics inhibit bacterial growth (erythromycin, tetracycline).</w:t>
             </w:r>
           </w:p>
         </w:tc>
@@ -708,13 +667,13 @@
           <w:b/>
           <w:sz w:val="18"/>
         </w:rPr>
-        <w:t xml:space="preserve">[2024 Shift] Q#3 (MCQ): </w:t>
+        <w:t xml:space="preserve">[2023 Shift] Q#1 (MCQ): </w:t>
       </w:r>
       <w:r>
         <w:rPr>
           <w:sz w:val="18"/>
         </w:rPr>
-        <w:t xml:space="preserve">"Which one of the following is a cationic detergent?..."  </w:t>
+        <w:t xml:space="preserve">"Which one of the following gases converts haemoglobin into carboxy haemoglobin?..."  </w:t>
       </w:r>
       <w:r>
         <w:rPr>
@@ -735,13 +694,13 @@
           <w:b/>
           <w:sz w:val="18"/>
         </w:rPr>
-        <w:t xml:space="preserve">[2023 Shift] Q#1 (MCQ): </w:t>
+        <w:t xml:space="preserve">[2023 Shift] Q#4 (MCQ): </w:t>
       </w:r>
       <w:r>
         <w:rPr>
           <w:sz w:val="18"/>
         </w:rPr>
-        <w:t xml:space="preserve">"Which one of the following gases converts haemoglobin into carboxy haemoglobin?..."  </w:t>
+        <w:t xml:space="preserve">"Which one of the following is a non-narcotic analgesic?..."  </w:t>
       </w:r>
       <w:r>
         <w:rPr>
@@ -766,7 +725,7 @@
           <w:color w:val="2B6CB0"/>
           <w:sz w:val="24"/>
         </w:rPr>
-        <w:t>3.2 Chemistry In Everyday Life — Applied Cases, Reactions &amp; Traps (Standard Yield — 2 PYQs)</w:t>
+        <w:t>3.2 Food Additives, Artificial Sweeteners &amp; Detergents (Moderate Yield — 3 PYQs)</w:t>
       </w:r>
     </w:p>
     <w:p>
@@ -781,7 +740,7 @@
         <w:rPr>
           <w:sz w:val="20"/>
         </w:rPr>
-        <w:t>Special cases, experimental observations, and conceptual traps designed to test deep understanding of Chemistry In Everyday Life.</w:t>
+        <w:t>Artificial sweeteners: Aspartame (unstable at cooking temperatures), Saccharin (550x sweeter), Sucralose (stable at cooking temperatures), Alitame (high potency, 2000x sweeter). Detergents: Anionic (sodium lauryl sulphate), Cationic (cetyltrimethylammonium bromide, germicidal), Non-ionic (polyethylene glycol stearate).</w:t>
       </w:r>
     </w:p>
     <w:tbl>
@@ -819,7 +778,7 @@
                 <w:color w:val="2D3748"/>
                 <w:sz w:val="19"/>
               </w:rPr>
-              <w:t>Read questions carefully for keywords like 'incorrect', 'not true', or non-standard conditions.</w:t>
+              <w:t>Aspartame cannot be used in baking or cooked foods because it decomposes at elevated temperatures.</w:t>
             </w:r>
           </w:p>
         </w:tc>
@@ -860,7 +819,7 @@
                 <w:color w:val="2D3748"/>
                 <w:sz w:val="19"/>
               </w:rPr>
-              <w:t>Elimination of extreme or unphysical answer choices improves accuracy in assertion-reason and multiple-statement questions.</w:t>
+              <w:t>Cationic detergents have germicidal properties and are used in hair conditioners and hospital sanitation.</w:t>
             </w:r>
           </w:p>
         </w:tc>
@@ -916,167 +875,13 @@
           <w:b/>
           <w:sz w:val="18"/>
         </w:rPr>
-        <w:t xml:space="preserve">[2020 Shift] Q#3 (MCQ): </w:t>
+        <w:t xml:space="preserve">[2024 Shift] Q#3 (MCQ): </w:t>
       </w:r>
       <w:r>
         <w:rPr>
           <w:sz w:val="18"/>
         </w:rPr>
-        <w:t xml:space="preserve">"Prolonged exposure of chloroform in humans may cause damage to liver. It is due to the formation of the following compound...."  </w:t>
-      </w:r>
-      <w:r>
-        <w:rPr>
-          <w:b/>
-          <w:color w:val="2B6CB0"/>
-          <w:sz w:val="18"/>
-        </w:rPr>
-        <w:t>[Ans: N/A]</w:t>
-      </w:r>
-    </w:p>
-    <w:p>
-      <w:pPr>
-        <w:spacing w:after="120"/>
-      </w:pPr>
-    </w:p>
-    <w:p>
-      <w:pPr>
-        <w:pStyle w:val="Heading2"/>
-      </w:pPr>
-      <w:r>
-        <w:rPr>
-          <w:color w:val="2B6CB0"/>
-          <w:sz w:val="24"/>
-        </w:rPr>
-        <w:t>3.3 Chemistry In Everyday Life — Standard Calculations &amp; Problem Archetypes (Standard Yield — 0 PYQs)</w:t>
-      </w:r>
-    </w:p>
-    <w:p>
-      <w:r>
-        <w:rPr>
-          <w:b/>
-          <w:sz w:val="20"/>
-        </w:rPr>
-        <w:t xml:space="preserve">Core Principle: </w:t>
-      </w:r>
-      <w:r>
-        <w:rPr>
-          <w:sz w:val="20"/>
-        </w:rPr>
-        <w:t>Quantitative numerical problem-solving techniques and standard question patterns frequently seen in Chemistry In Everyday Life.</w:t>
-      </w:r>
-    </w:p>
-    <w:tbl>
-      <w:tblPr>
-        <w:tblW w:type="auto" w:w="0"/>
-        <w:jc w:val="center"/>
-        <w:tblLook w:firstColumn="1" w:firstRow="1" w:lastColumn="0" w:lastRow="0" w:noHBand="0" w:noVBand="1" w:val="04A0"/>
-      </w:tblPr>
-      <w:tblGrid>
-        <w:gridCol w:w="10080"/>
-      </w:tblGrid>
-      <w:tr>
-        <w:tc>
-          <w:tcPr>
-            <w:tcW w:type="dxa" w:w="10080"/>
-            <w:shd w:fill="FFF5F5"/>
-            <w:tcMar>
-              <w:top w:w="100" w:type="dxa"/>
-              <w:bottom w:w="100" w:type="dxa"/>
-              <w:left w:w="150" w:type="dxa"/>
-              <w:right w:w="150" w:type="dxa"/>
-            </w:tcMar>
-          </w:tcPr>
-          <w:p>
-            <w:r>
-              <w:rPr>
-                <w:b/>
-                <w:color w:val="C53030"/>
-                <w:sz w:val="19"/>
-              </w:rPr>
-              <w:t xml:space="preserve">⚠️ Common Trap / JEE Pitfall: </w:t>
-            </w:r>
-            <w:r>
-              <w:rPr>
-                <w:color w:val="2D3748"/>
-                <w:sz w:val="19"/>
-              </w:rPr>
-              <w:t>Watch for algebraic rounding, stoichiometric balancing, and boundary condition checks.</w:t>
-            </w:r>
-          </w:p>
-        </w:tc>
-      </w:tr>
-    </w:tbl>
-    <w:tbl>
-      <w:tblPr>
-        <w:tblW w:type="auto" w:w="0"/>
-        <w:jc w:val="center"/>
-        <w:tblLook w:firstColumn="1" w:firstRow="1" w:lastColumn="0" w:lastRow="0" w:noHBand="0" w:noVBand="1" w:val="04A0"/>
-      </w:tblPr>
-      <w:tblGrid>
-        <w:gridCol w:w="10080"/>
-      </w:tblGrid>
-      <w:tr>
-        <w:tc>
-          <w:tcPr>
-            <w:tcW w:type="dxa" w:w="10080"/>
-            <w:shd w:fill="F0FFF4"/>
-            <w:tcMar>
-              <w:top w:w="100" w:type="dxa"/>
-              <w:bottom w:w="100" w:type="dxa"/>
-              <w:left w:w="150" w:type="dxa"/>
-              <w:right w:w="150" w:type="dxa"/>
-            </w:tcMar>
-          </w:tcPr>
-          <w:p>
-            <w:r>
-              <w:rPr>
-                <w:b/>
-                <w:color w:val="276749"/>
-                <w:sz w:val="19"/>
-              </w:rPr>
-              <w:t xml:space="preserve">💡 Speed Hack / Trick: </w:t>
-            </w:r>
-            <w:r>
-              <w:rPr>
-                <w:color w:val="2D3748"/>
-                <w:sz w:val="19"/>
-              </w:rPr>
-              <w:t>Dimensional consistency checks and ratio comparisons can quickly eliminate incorrect options.</w:t>
-            </w:r>
-          </w:p>
-        </w:tc>
-      </w:tr>
-    </w:tbl>
-    <w:p>
-      <w:pPr>
-        <w:spacing w:before="120" w:after="40"/>
-      </w:pPr>
-      <w:r>
-        <w:rPr>
-          <w:b/>
-          <w:color w:val="1A365D"/>
-          <w:sz w:val="19"/>
-        </w:rPr>
-        <w:t>Source PYQs testing this concept:</w:t>
-      </w:r>
-    </w:p>
-    <w:p>
-      <w:pPr>
-        <w:pStyle w:val="ListBullet"/>
-        <w:spacing w:after="40"/>
-      </w:pPr>
-      <w:r>
-        <w:rPr>
-          <w:b/>
-          <w:sz w:val="18"/>
-        </w:rPr>
-        <w:t xml:space="preserve">[2026 Shift] Q#1 (MCQ): </w:t>
-      </w:r>
-      <w:r>
-        <w:rPr>
-          <w:sz w:val="18"/>
-        </w:rPr>
-        <w:t xml:space="preserve">"Match the compounds of List-I with their effects in List-II: List-I List-II (a) Chloramphenicol (i) Malaria (b) Thyroxine (ii) Anaesthetic (..."  </w:t>
+        <w:t xml:space="preserve">"Which one of the following is a cationic detergent?..."  </w:t>
       </w:r>
       <w:r>
         <w:rPr>
@@ -1097,13 +902,13 @@
           <w:b/>
           <w:sz w:val="18"/>
         </w:rPr>
-        <w:t xml:space="preserve">[2024 Shift] Q#2 (MCQ): </w:t>
+        <w:t xml:space="preserve">[2020 Shift] Q#4 (MCQ): </w:t>
       </w:r>
       <w:r>
         <w:rPr>
           <w:sz w:val="18"/>
         </w:rPr>
-        <w:t xml:space="preserve">"The compound is..."  </w:t>
+        <w:t xml:space="preserve">"A food additive that acts as an antioxidant is..."  </w:t>
       </w:r>
       <w:r>
         <w:rPr>
